--- a/AI_Project_Report_KevinHamberg.docx
+++ b/AI_Project_Report_KevinHamberg.docx
@@ -37,6 +37,31 @@
     </w:p>
     <w:p>
       <w:pPr>
+        <w:rPr>
+          <w:lang w:val="en-SE"/>
+        </w:rPr>
+      </w:pPr>
+      <w:r>
+        <w:rPr>
+          <w:lang w:val="en-SE"/>
+        </w:rPr>
+        <w:t xml:space="preserve">At the start of the game you’re met with the whole playing field, being able to see your own base in the top left corner of the map and the AI player’s base in the bottom right. Both sides start with 1 soldier, 1 worker and 5 resources. By spending 5 resources you can recruit either a worker or a soldier, who through automatic behaviours will follow commands given to them, workers gathering resources and soldiers fighting any hostile units they encounter. Due to time </w:t>
+      </w:r>
+      <w:r>
+        <w:rPr>
+          <w:lang w:val="en-SE"/>
+        </w:rPr>
+        <w:t>constraints,</w:t>
+      </w:r>
+      <w:r>
+        <w:rPr>
+          <w:lang w:val="en-SE"/>
+        </w:rPr>
+        <w:t xml:space="preserve"> there is currently no formal end to the game, but informally you have won when the other player is unable to produce any further units or if the player got no units remaining on the field.</w:t>
+      </w:r>
+    </w:p>
+    <w:p>
+      <w:pPr>
         <w:pStyle w:val="Rubrik2"/>
         <w:rPr>
           <w:lang w:val="en-SE"/>
@@ -59,19 +84,102 @@
         <w:rPr>
           <w:lang w:val="en-SE"/>
         </w:rPr>
-        <w:t xml:space="preserve">The game uses a combination of A*, finite state machines and GOAP to make the AI function. Workers use a finite state machine to cycle between moving towards the resource pile if their inventory is empty and their base if their inventory is full. Pathfinding is handled through A*. Soldiers pathfind using A* to move towards a target location that the player or AI chooses. </w:t>
-      </w:r>
-      <w:r>
-        <w:rPr>
-          <w:lang w:val="en-SE"/>
-        </w:rPr>
-        <w:t>Finally,</w:t>
-      </w:r>
-      <w:r>
-        <w:rPr>
-          <w:lang w:val="en-SE"/>
-        </w:rPr>
-        <w:t xml:space="preserve"> there’s the AI player that through GOAP handles resource management and that gives commands to their soldiers on where to move.</w:t>
+        <w:t>The game primarily uses a combination of A* for pathfinding and a mixture of FSM and GOAP for decision making. Workers and Soldiers use A* and FSM while the AI player uses GOAP</w:t>
+      </w:r>
+      <w:r>
+        <w:rPr>
+          <w:lang w:val="en-SE"/>
+        </w:rPr>
+        <w:t>.</w:t>
+      </w:r>
+    </w:p>
+    <w:p>
+      <w:pPr>
+        <w:rPr>
+          <w:lang w:val="en-SE"/>
+        </w:rPr>
+      </w:pPr>
+      <w:r>
+        <w:rPr>
+          <w:lang w:val="en-SE"/>
+        </w:rPr>
+        <w:t>Worker: If inventory is empty, it will move itself using A* towards its resource pile, when at a resource pile it will pick up resources, when the worker’s inventory is full it will move towards its base, where it can deposit the resources. Next thing to implement is hostile aversion, so the worker prioritizes running away from hostile units.</w:t>
+      </w:r>
+    </w:p>
+    <w:p>
+      <w:pPr>
+        <w:rPr>
+          <w:lang w:val="en-SE"/>
+        </w:rPr>
+      </w:pPr>
+      <w:r>
+        <w:rPr>
+          <w:lang w:val="en-SE"/>
+        </w:rPr>
+        <w:t xml:space="preserve">Soldier: Follows movement commands given to it, moving there using A*, if a hostile unit is within range, then it will attack the unit. Next thing to implement is automatic target allocation, causing soldiers to chase down enemies within range. Another thing to implement is the ability to reset it’s pathfinding if the target location changes, as currently the soldier will move to </w:t>
+      </w:r>
+      <w:proofErr w:type="gramStart"/>
+      <w:r>
+        <w:rPr>
+          <w:lang w:val="en-SE"/>
+        </w:rPr>
+        <w:t>it’s</w:t>
+      </w:r>
+      <w:proofErr w:type="gramEnd"/>
+      <w:r>
+        <w:rPr>
+          <w:lang w:val="en-SE"/>
+        </w:rPr>
+        <w:t xml:space="preserve"> current goal before checking for a new one.</w:t>
+      </w:r>
+    </w:p>
+    <w:p>
+      <w:pPr>
+        <w:rPr>
+          <w:lang w:val="en-SE"/>
+        </w:rPr>
+      </w:pPr>
+    </w:p>
+    <w:p>
+      <w:pPr>
+        <w:rPr>
+          <w:lang w:val="en-SE"/>
+        </w:rPr>
+      </w:pPr>
+    </w:p>
+    <w:p>
+      <w:pPr>
+        <w:rPr>
+          <w:lang w:val="en-SE"/>
+        </w:rPr>
+      </w:pPr>
+    </w:p>
+    <w:p>
+      <w:pPr>
+        <w:rPr>
+          <w:lang w:val="en-SE"/>
+        </w:rPr>
+      </w:pPr>
+    </w:p>
+    <w:p>
+      <w:pPr>
+        <w:rPr>
+          <w:lang w:val="en-SE"/>
+        </w:rPr>
+      </w:pPr>
+    </w:p>
+    <w:p>
+      <w:pPr>
+        <w:rPr>
+          <w:lang w:val="en-SE"/>
+        </w:rPr>
+      </w:pPr>
+      <w:r>
+        <w:rPr>
+          <w:lang w:val="en-SE"/>
+        </w:rPr>
+        <w:lastRenderedPageBreak/>
+        <w:t>AI Player: When enough resources are stockpiled, it will spend its resources to recruit additional workers or soldiers, depending on what it needs in the moment. Workers are recruited until it reaches 4 active workers, meanwhile soldiers are recruited as long as 4 workers exist or if the human player has more soldiers than it. When the AI player is confident in its army strength it will tell the soldiers to attack the human player’s base. If the human player has an army stronger than the AI player then the AI will call a retreat, pulling their soldiers back into its own base. Next thing to implement is better movement, where the AI can choose independently on where to send its soldiers, as well as implementing ways to reset the action queue, as currently new actions only occur when the last task is completed.</w:t>
       </w:r>
     </w:p>
     <w:p>
@@ -138,7 +246,6 @@
         <w:rPr>
           <w:lang w:val="en-SE"/>
         </w:rPr>
-        <w:lastRenderedPageBreak/>
         <w:t xml:space="preserve">Things that are left to improve upon would be for workers to avoid combat, running away from hostile soldiers that get too close, for soldiers to automatically chase down opponents within range whilst also listening to commands at a proper time, unlike currently where soldiers finish one task before they start another, even if they’re told to retreat. </w:t>
       </w:r>
       <w:r>
